--- a/Проект2.docx
+++ b/Проект2.docx
@@ -137,7 +137,7 @@
         </w:tabs>
         <w:spacing w:line="360" w:lineRule="auto"/>
         <w:ind w:firstLine="709"/>
-        <w:jc w:val="both"/>
+        <w:jc w:val="center"/>
         <w:rPr>
           <w:b/>
           <w:bCs/>
@@ -171,7 +171,7 @@
         </w:tabs>
         <w:spacing w:line="360" w:lineRule="auto"/>
         <w:ind w:firstLine="709"/>
-        <w:jc w:val="both"/>
+        <w:jc w:val="center"/>
         <w:rPr>
           <w:sz w:val="28"/>
           <w:szCs w:val="28"/>
@@ -397,7 +397,7 @@
         </w:tabs>
         <w:spacing w:line="360" w:lineRule="auto"/>
         <w:ind w:firstLine="709"/>
-        <w:jc w:val="both"/>
+        <w:jc w:val="center"/>
         <w:rPr>
           <w:sz w:val="28"/>
           <w:szCs w:val="28"/>
@@ -1853,7 +1853,7 @@
         </w:tabs>
         <w:spacing w:line="360" w:lineRule="auto"/>
         <w:ind w:firstLine="709"/>
-        <w:jc w:val="both"/>
+        <w:jc w:val="center"/>
       </w:pPr>
       <w:bookmarkStart w:id="0" w:name="_Toc225378139"/>
       <w:r>
@@ -7150,7 +7150,6 @@
         <w:rPr>
           <w:sz w:val="28"/>
           <w:szCs w:val="28"/>
-          <w:lang w:val="en-US"/>
         </w:rPr>
       </w:pPr>
       <w:r>
@@ -7182,7 +7181,6 @@
         <w:rPr>
           <w:sz w:val="28"/>
           <w:szCs w:val="28"/>
-          <w:lang w:val="en-US"/>
         </w:rPr>
       </w:pPr>
       <w:r>
@@ -7245,7 +7243,6 @@
         <w:rPr>
           <w:sz w:val="28"/>
           <w:szCs w:val="28"/>
-          <w:lang w:val="en-US"/>
         </w:rPr>
       </w:pPr>
       <w:r>

--- a/Проект2.docx
+++ b/Проект2.docx
@@ -137,7 +137,7 @@
         </w:tabs>
         <w:spacing w:line="360" w:lineRule="auto"/>
         <w:ind w:firstLine="709"/>
-        <w:jc w:val="center"/>
+        <w:jc w:val="both"/>
         <w:rPr>
           <w:b/>
           <w:bCs/>
@@ -171,7 +171,7 @@
         </w:tabs>
         <w:spacing w:line="360" w:lineRule="auto"/>
         <w:ind w:firstLine="709"/>
-        <w:jc w:val="center"/>
+        <w:jc w:val="both"/>
         <w:rPr>
           <w:sz w:val="28"/>
           <w:szCs w:val="28"/>
@@ -397,7 +397,7 @@
         </w:tabs>
         <w:spacing w:line="360" w:lineRule="auto"/>
         <w:ind w:firstLine="709"/>
-        <w:jc w:val="center"/>
+        <w:jc w:val="both"/>
         <w:rPr>
           <w:sz w:val="28"/>
           <w:szCs w:val="28"/>
@@ -1853,7 +1853,7 @@
         </w:tabs>
         <w:spacing w:line="360" w:lineRule="auto"/>
         <w:ind w:firstLine="709"/>
-        <w:jc w:val="center"/>
+        <w:jc w:val="both"/>
       </w:pPr>
       <w:bookmarkStart w:id="0" w:name="_Toc225378139"/>
       <w:r>
@@ -7150,6 +7150,7 @@
         <w:rPr>
           <w:sz w:val="28"/>
           <w:szCs w:val="28"/>
+          <w:lang w:val="en-US"/>
         </w:rPr>
       </w:pPr>
       <w:r>
@@ -7181,6 +7182,7 @@
         <w:rPr>
           <w:sz w:val="28"/>
           <w:szCs w:val="28"/>
+          <w:lang w:val="en-US"/>
         </w:rPr>
       </w:pPr>
       <w:r>
@@ -7243,6 +7245,7 @@
         <w:rPr>
           <w:sz w:val="28"/>
           <w:szCs w:val="28"/>
+          <w:lang w:val="en-US"/>
         </w:rPr>
       </w:pPr>
       <w:r>
